--- a/ru/wisdom-stories/scarf-seller.docx
+++ b/ru/wisdom-stories/scarf-seller.docx
@@ -9,7 +9,7 @@
     </w:p>
     <w:p>
       <w:r>
-        <w:t>Ночной ледяной холод окутал город. Земля была обледенелой и скользкой. Казалось, дыхание вот-вот замёрзнет. Я старалась идти очень осторожно, чтобы не упасть. Я подошла к двери автобуса, сказала «слава богу» и благополучно добралась до неё. В этот момент ко мне подошёл ребёнок с шарфами, которые он пытался продать. У меня не было сил уделять ему внимание; меня волновало только одно — как можно скорее сесть в автобус.</w:t>
+        <w:t>Ночной ледяной холод окутал город. Земля была обледенелой и скользкой. Казалось, дыхание вот-вот замёрзнет. Я старалась идти очень осторожно, чтобы не упасть. Я подошла к двери автобуса, сказала «слава Аллаху» и благополучно добралась до неё. В этот момент ко мне подошёл ребёнок с шарфами, которые он пытался продать. У меня не было сил уделять ему внимание; меня волновало только одно — как можно скорее сесть в автобус.</w:t>
       </w:r>
     </w:p>
     <w:p>
